--- a/deliverables/Clipboard_Case_Proposal.docx
+++ b/deliverables/Clipboard_Case_Proposal.docx
@@ -1712,7 +1712,7 @@
           <w:sz w:val="21"/>
           <w:szCs w:val="21"/>
         </w:rPr>
-        <w:t xml:space="preserve"> A late cancel already lands in our logs the instant it happens, but nothing operational fires off it today. A no-show we hear about a median of 35 hours late. So on the facility side I will add a one-tap "worker hasn't shown up" button that pops up automatically 15 minutes after the shift starts if the worker has not confirmed arrival in the app. The target: late cancels kick off the loop in under 5 minutes, and half of no-shows get reported within an hour of the start time, against roughly 2% today.</w:t>
+        <w:t xml:space="preserve"> A late cancel already lands in our logs the instant it happens, but nothing operational fires off it today. A no-show we hear about a median of 35 hours late. So on the facility side I will add a one-tap "worker hasn't shown up" button that pops up automatically 15 minutes after the shift starts if the worker has not confirmed arrival in the app. The target: late cancels kick off the loop in under 5 minutes, and half of no-shows get reported within an hour of the start time, up from about 16% today.</w:t>
       </w:r>
     </w:p>
     <w:p>
@@ -2532,7 +2532,7 @@
                 <w:sz w:val="17"/>
                 <w:szCs w:val="17"/>
               </w:rPr>
-              <w:t xml:space="preserve">~2%</w:t>
+              <w:t xml:space="preserve">~16%</w:t>
             </w:r>
           </w:p>
         </w:tc>
@@ -3309,7 +3309,7 @@
           <w:sz w:val="21"/>
           <w:szCs w:val="21"/>
         </w:rPr>
-        <w:t xml:space="preserve">If the pipeline is clearly working, offers going out in minutes, but conversion still lags the target, then the problem is incentive rather than speed, and the next lever is a small same-day bonus paid for out of the roughly $75 we take on each rescued shift. I am leaving that spend out of this proposal on purpose. It is the obvious second iteration, and the data will tell us if we need it.</w:t>
+        <w:t xml:space="preserve">If the pipeline is clearly working, offers going out in minutes, but conversion still lags the target, then the problem is incentive rather than speed, and the next lever is a small same-day bonus paid for out of the roughly $68 we take on each rescued shift. I am leaving that spend out of this proposal on purpose. It is the obvious second iteration, and the data will tell us if we need it.</w:t>
       </w:r>
     </w:p>
     <w:p>

--- a/deliverables/Clipboard_Case_Proposal.docx
+++ b/deliverables/Clipboard_Case_Proposal.docx
@@ -29,7 +29,7 @@
           <w:sz w:val="19"/>
           <w:szCs w:val="19"/>
         </w:rPr>
-        <w:t xml:space="preserve">Project proposal for executive leadership   |   David Ezieshi   |   Operations Strategy   |   February 1, 2022   |   Data: Cleveland, shift starts Oct 1 2021 – Jan 31 2022</w:t>
+        <w:t xml:space="preserve">Project proposal for executive leadership   |   David Ezieshi   |   Operations Strategy   |   February 1, 2022   |   Data: Cleveland, shift starts Oct 1 2021 - Jan 31 2022</w:t>
       </w:r>
     </w:p>
     <w:p>
@@ -1028,7 +1028,7 @@
                 <w:sz w:val="17"/>
                 <w:szCs w:val="17"/>
               </w:rPr>
-              <w:t xml:space="preserve">12–24 hours</w:t>
+              <w:t xml:space="preserve">12-24 hours</w:t>
             </w:r>
           </w:p>
         </w:tc>
@@ -1145,7 +1145,7 @@
                 <w:sz w:val="17"/>
                 <w:szCs w:val="17"/>
               </w:rPr>
-              <w:t xml:space="preserve">4–12 hours</w:t>
+              <w:t xml:space="preserve">4-12 hours</w:t>
             </w:r>
           </w:p>
         </w:tc>
@@ -1712,7 +1712,7 @@
           <w:sz w:val="21"/>
           <w:szCs w:val="21"/>
         </w:rPr>
-        <w:t xml:space="preserve"> A late cancel already lands in our logs the instant it happens, but nothing operational fires off it today. A no-show we hear about a median of 35 hours late. So on the facility side I will add a one-tap "worker hasn't shown up" button that pops up automatically 15 minutes after the shift starts if the worker has not confirmed arrival in the app. The target: late cancels kick off the loop in under 5 minutes, and half of no-shows get reported within an hour of the start time, up from about 16% today.</w:t>
+        <w:t xml:space="preserve"> A late cancel already lands in our logs the instant it happens, but nothing operational fires off it today. A no-show we hear about a median of 35 hours late. So on the facility side I will add a one-tap "worker hasn't shown up" button that pops up automatically 15 minutes after the shift starts if the worker has not confirmed arrival in the app. The target: late cancels kick off the loop in under 5 minutes, and half of no-shows get reported within an hour of the start time, up from 16.5% today.</w:t>
       </w:r>
     </w:p>
     <w:p>
@@ -1739,7 +1739,7 @@
           <w:sz w:val="21"/>
           <w:szCs w:val="21"/>
         </w:rPr>
-        <w:t xml:space="preserve"> The failed shift jumps to the top of an Urgent Shifts feed and fires targeted push notifications to workers who match on three things we know matter: the right license, a habit of claiming same-day work, and past shifts at that facility. This pool is not hypothetical. In the booking log, 4,259 different workers made a claim inside 24 hours, 356 of them in Cleveland during this window, and those claims stick 88% of the time. To hit the target we need them to soak up something like three or four extra rescues a day across the market.</w:t>
+        <w:t xml:space="preserve"> The failed shift jumps to the top of an Urgent Shifts feed and fires targeted push notifications to workers who match on three things we know matter: the right license, a habit of claiming same-day work, and past shifts at that facility. This pool is not hypothetical. In the booking log, 4,259 different workers made a claim inside 24 hours, 356 of them in Cleveland during this window, and those claims stick 88% of the time. To hit the target we need them to soak up something like three or four extra rescues a day across the market (about 104 a month).</w:t>
       </w:r>
     </w:p>
     <w:p>
@@ -1840,7 +1840,7 @@
           <w:sz w:val="21"/>
           <w:szCs w:val="21"/>
         </w:rPr>
-        <w:t xml:space="preserve">One caveat on the baseline before the targets. Late-cancel refill already climbed over this window, from 14% in October to 39% in January, as the market filled out. So I measure against January, the most recent month, rather than the kinder four-month average, and I track the </w:t>
+        <w:t xml:space="preserve">One caveat on the baseline before the targets. Late-cancel refill rose over this window on net, from 14% in October to 39% in January (it slipped to 28% in December before recovering), as the market filled out. So I measure against January, the most recent month, rather than the kinder four-month average, and I track the </w:t>
       </w:r>
       <w:r>
         <w:rPr>
@@ -2532,7 +2532,7 @@
                 <w:sz w:val="17"/>
                 <w:szCs w:val="17"/>
               </w:rPr>
-              <w:t xml:space="preserve">~16%</w:t>
+              <w:t xml:space="preserve">16.5%</w:t>
             </w:r>
           </w:p>
         </w:tc>
@@ -2875,7 +2875,7 @@
                 <w:sz w:val="17"/>
                 <w:szCs w:val="17"/>
               </w:rPr>
-              <w:t xml:space="preserve">Weeks 1–2 (Feb 1–14)</w:t>
+              <w:t xml:space="preserve">Weeks 1-2 (Feb 1-14)</w:t>
             </w:r>
           </w:p>
         </w:tc>
@@ -2964,7 +2964,7 @@
                 <w:sz w:val="17"/>
                 <w:szCs w:val="17"/>
               </w:rPr>
-              <w:t xml:space="preserve">Weeks 3–4</w:t>
+              <w:t xml:space="preserve">Weeks 3-4</w:t>
             </w:r>
           </w:p>
         </w:tc>
@@ -3053,7 +3053,7 @@
                 <w:sz w:val="17"/>
                 <w:szCs w:val="17"/>
               </w:rPr>
-              <w:t xml:space="preserve">Weeks 5–6</w:t>
+              <w:t xml:space="preserve">Weeks 5-6</w:t>
             </w:r>
           </w:p>
         </w:tc>
@@ -3142,7 +3142,7 @@
                 <w:sz w:val="17"/>
                 <w:szCs w:val="17"/>
               </w:rPr>
-              <w:t xml:space="preserve">Weeks 7–8</w:t>
+              <w:t xml:space="preserve">Weeks 7-8</w:t>
             </w:r>
           </w:p>
         </w:tc>
@@ -3231,7 +3231,7 @@
                 <w:sz w:val="17"/>
                 <w:szCs w:val="17"/>
               </w:rPr>
-              <w:t xml:space="preserve">Weeks 9–13</w:t>
+              <w:t xml:space="preserve">Weeks 9-13</w:t>
             </w:r>
           </w:p>
         </w:tc>
@@ -3558,7 +3558,7 @@
                 <w:sz w:val="17"/>
                 <w:szCs w:val="17"/>
               </w:rPr>
-              <w:t xml:space="preserve">Cancel events on clean universe (early / late / NCNS)</w:t>
+              <w:t xml:space="preserve">Cancel events (not shifts) on clean universe: early / late / NCNS</w:t>
             </w:r>
           </w:p>
         </w:tc>
@@ -3647,7 +3647,7 @@
                 <w:sz w:val="17"/>
                 <w:szCs w:val="17"/>
               </w:rPr>
-              <w:t xml:space="preserve">Notice given, worker cancels: 72h+ / 24–72h / 4–24h / under 4h</w:t>
+              <w:t xml:space="preserve">Notice given, worker cancels: 72h+ / 24-72h / 4-24h / under 4h</w:t>
             </w:r>
           </w:p>
         </w:tc>
@@ -5870,7 +5870,7 @@
                 <w:sz w:val="17"/>
                 <w:szCs w:val="17"/>
               </w:rPr>
-              <w:t xml:space="preserve">The history-flag lift (1.8x) could soften, but the first-timer wall (42–70%) is far too large to flip</w:t>
+              <w:t xml:space="preserve">The history-flag lift (1.8x) could soften, but the first-timer wall (42-70%) is far too large to flip</w:t>
             </w:r>
           </w:p>
         </w:tc>
@@ -5931,7 +5931,7 @@
                 <w:sz w:val="17"/>
                 <w:szCs w:val="17"/>
               </w:rPr>
-              <w:t xml:space="preserve">Refill rises steeply with runway (25→45%), and unmanaged rescues already work at 80.5%</w:t>
+              <w:t xml:space="preserve">Refill rises steeply with runway (25% to 45%), and unmanaged rescues already work at 80.5%</w:t>
             </w:r>
           </w:p>
         </w:tc>

--- a/deliverables/Clipboard_Case_Proposal.docx
+++ b/deliverables/Clipboard_Case_Proposal.docx
@@ -1739,7 +1739,7 @@
           <w:sz w:val="21"/>
           <w:szCs w:val="21"/>
         </w:rPr>
-        <w:t xml:space="preserve"> The failed shift jumps to the top of an Urgent Shifts feed and fires targeted push notifications to workers who match on three things we know matter: the right license, a habit of claiming same-day work, and past shifts at that facility. This pool is not hypothetical. In the booking log, 4,259 different workers made a claim inside 24 hours, 356 of them in Cleveland during this window, and those claims stick 88% of the time. To hit the target we need them to soak up something like three or four extra rescues a day across the market (about 104 a month).</w:t>
+        <w:t xml:space="preserve"> The failed shift jumps to the top of an Urgent Shifts feed and fires targeted push notifications to workers who match on three things we know matter: the right license, a habit of claiming same-day work, and past shifts at that facility. This pool is not hypothetical. In the booking log, 4,259 different workers made a claim inside 24 hours, 356 of them in Cleveland during this window, and those claims stick 88% of the time. The pool already fields about three rescue claims a day on shifts that had been cancelled. The target, roughly three or four more saved shifts a day (about 104 a month), asks it to do modestly more of a thing it already does, not something new.</w:t>
       </w:r>
     </w:p>
     <w:p>

--- a/deliverables/Clipboard_Case_Proposal.docx
+++ b/deliverables/Clipboard_Case_Proposal.docx
@@ -1739,7 +1739,7 @@
           <w:sz w:val="21"/>
           <w:szCs w:val="21"/>
         </w:rPr>
-        <w:t xml:space="preserve"> The failed shift jumps to the top of an Urgent Shifts feed and fires targeted push notifications to workers who match on three things we know matter: the right license, a habit of claiming same-day work, and past shifts at that facility. This pool is not hypothetical. In the booking log, 4,259 different workers made a claim inside 24 hours, 356 of them in Cleveland during this window, and those claims stick 88% of the time. The pool already fields about three rescue claims a day on shifts that had been cancelled. The target, roughly three or four more saved shifts a day (about 104 a month), asks it to do modestly more of a thing it already does, not something new.</w:t>
+        <w:t xml:space="preserve"> The failed shift jumps to the top of an Urgent Shifts feed and fires targeted push notifications to workers who match on three things we know matter: the right license, a habit of claiming same-day work, and past shifts at that facility. This pool is not hypothetical. In the booking log, 4,259 different workers made a claim inside 24 hours, 356 of them in Cleveland during this window, and those claims stick 88% of the time. The marketplace already recovers about seven of these failed shifts a day on its own. The target is three or four more a day (about 104 a month), roughly half again as many, routed through a pool that already does exactly this.</w:t>
       </w:r>
     </w:p>
     <w:p>
